--- a/docs/Руководство_разработчика_AIM.docx
+++ b/docs/Руководство_разработчика_AIM.docx
@@ -1,6 +1,6 @@
 
 <file path=word/document.xml><?xml version="1.0" encoding="utf-8"?>
-<w:document xmlns:wpc="http://schemas.microsoft.com/office/word/2010/wordprocessingCanvas" xmlns:cx="http://schemas.microsoft.com/office/drawing/2014/chartex" xmlns:cx1="http://schemas.microsoft.com/office/drawing/2015/9/8/chartex" xmlns:cx2="http://schemas.microsoft.com/office/drawing/2015/10/21/chartex" xmlns:cx3="http://schemas.microsoft.com/office/drawing/2016/5/9/chartex" xmlns:cx4="http://schemas.microsoft.com/office/drawing/2016/5/10/chartex" xmlns:cx5="http://schemas.microsoft.com/office/drawing/2016/5/11/chartex" xmlns:cx6="http://schemas.microsoft.com/office/drawing/2016/5/12/chartex" xmlns:cx7="http://schemas.microsoft.com/office/drawing/2016/5/13/chartex" xmlns:cx8="http://schemas.microsoft.com/office/drawing/2016/5/14/chartex" xmlns:mc="http://schemas.openxmlformats.org/markup-compatibility/2006" xmlns:m="http://schemas.openxmlformats.org/officeDocument/2006/math" xmlns:aink="http://schemas.microsoft.com/office/drawing/2016/ink" xmlns:am3d="http://schemas.microsoft.com/office/drawing/2017/model3d" xmlns:oel="http://schemas.microsoft.com/office/2019/extlst" xmlns:r="http://schemas.openxmlformats.org/officeDocument/2006/relationships" xmlns:wp14="http://schemas.microsoft.com/office/word/2010/wordprocessingDrawing" xmlns:wp="http://schemas.openxmlformats.org/drawingml/2006/wordprocessingDrawing" xmlns:wpg="http://schemas.microsoft.com/office/word/2010/wordprocessingGroup" xmlns:wpi="http://schemas.microsoft.com/office/word/2010/wordprocessingInk" xmlns:wps="http://schemas.microsoft.com/office/word/2010/wordprocessingShape" xmlns:o="urn:schemas-microsoft-com:office:office" xmlns:v="urn:schemas-microsoft-com:vml" xmlns:w10="urn:schemas-microsoft-com:office:word" xmlns:w="http://schemas.openxmlformats.org/wordprocessingml/2006/main" xmlns:w14="http://schemas.microsoft.com/office/word/2010/wordml" xmlns:w15="http://schemas.microsoft.com/office/word/2012/wordml" xmlns:w16cei="http://schemas.microsoft.com/office/word/2026/wordml/cei" xmlns:w16cex="http://schemas.microsoft.com/office/word/2018/wordml/cex" xmlns:w16cid="http://schemas.microsoft.com/office/word/2016/wordml/cid" xmlns:w16="http://schemas.microsoft.com/office/word/2018/wordml" xmlns:w16sdtdh="http://schemas.microsoft.com/office/word/2020/wordml/sdtdatahash" xmlns:w16sdtfl="http://schemas.microsoft.com/office/word/2024/wordml/sdtformatlock" xmlns:w16se="http://schemas.microsoft.com/office/word/2015/wordml/symex" xmlns:w16du="http://schemas.microsoft.com/office/word/2023/wordml/word16du" xmlns:wne="http://schemas.microsoft.com/office/word/2006/wordml" mc:Ignorable="w14 w15 w16se w16cid w16 w16cex w16sdtdh w16sdtfl w16du wp14">
+<w:document xmlns:wpc="http://schemas.microsoft.com/office/word/2010/wordprocessingCanvas" xmlns:cx="http://schemas.microsoft.com/office/drawing/2014/chartex" xmlns:cx1="http://schemas.microsoft.com/office/drawing/2015/9/8/chartex" xmlns:cx2="http://schemas.microsoft.com/office/drawing/2015/10/21/chartex" xmlns:cx3="http://schemas.microsoft.com/office/drawing/2016/5/9/chartex" xmlns:cx4="http://schemas.microsoft.com/office/drawing/2016/5/10/chartex" xmlns:cx5="http://schemas.microsoft.com/office/drawing/2016/5/11/chartex" xmlns:cx6="http://schemas.microsoft.com/office/drawing/2016/5/12/chartex" xmlns:cx7="http://schemas.microsoft.com/office/drawing/2016/5/13/chartex" xmlns:cx8="http://schemas.microsoft.com/office/drawing/2016/5/14/chartex" xmlns:mc="http://schemas.openxmlformats.org/markup-compatibility/2006" xmlns:m="http://schemas.openxmlformats.org/officeDocument/2006/math" xmlns:aink="http://schemas.microsoft.com/office/drawing/2016/ink" xmlns:am3d="http://schemas.microsoft.com/office/drawing/2017/model3d" xmlns:oel="http://schemas.microsoft.com/office/2019/extlst" xmlns:r="http://schemas.openxmlformats.org/officeDocument/2006/relationships" xmlns:wp14="http://schemas.microsoft.com/office/word/2010/wordprocessingDrawing" xmlns:wp="http://schemas.openxmlformats.org/drawingml/2006/wordprocessingDrawing" xmlns:wpg="http://schemas.microsoft.com/office/word/2010/wordprocessingGroup" xmlns:wpi="http://schemas.microsoft.com/office/word/2010/wordprocessingInk" xmlns:wps="http://schemas.microsoft.com/office/word/2010/wordprocessingShape" xmlns:o="urn:schemas-microsoft-com:office:office" xmlns:v="urn:schemas-microsoft-com:vml" xmlns:w10="urn:schemas-microsoft-com:office:word" xmlns:w="http://schemas.openxmlformats.org/wordprocessingml/2006/main" xmlns:w14="http://schemas.microsoft.com/office/word/2010/wordml" xmlns:w15="http://schemas.microsoft.com/office/word/2012/wordml" xmlns:w16cex="http://schemas.microsoft.com/office/word/2018/wordml/cex" xmlns:w16cid="http://schemas.microsoft.com/office/word/2016/wordml/cid" xmlns:w16="http://schemas.microsoft.com/office/word/2018/wordml" xmlns:w16sdtdh="http://schemas.microsoft.com/office/word/2020/wordml/sdtdatahash" xmlns:w16sdtfl="http://schemas.microsoft.com/office/word/2024/wordml/sdtformatlock" xmlns:w16se="http://schemas.microsoft.com/office/word/2015/wordml/symex" xmlns:w16du="http://schemas.microsoft.com/office/word/2023/wordml/word16du" xmlns:wne="http://schemas.microsoft.com/office/word/2006/wordml" mc:Ignorable="w14 w15 w16se w16cid w16 w16cex w16sdtdh w16sdtfl w16du wp14">
   <w:body>
     <w:p>
       <w:pPr>
@@ -113,8 +113,9 @@
           <w:szCs w:val="28"/>
           <w:lang w:val="ru-RU"/>
         </w:rPr>
-        <w:t>Программа предназначена для автоматизированного тестирования и калибровки плат семейства AIM с использованием измерительного стенда на базе CTD-1620, цифрового мультиметра и генератора сигналов.</w:t>
-      </w:r>
+        <w:t xml:space="preserve">Программа предназначена для автоматизированного тестирования и калибровки плат семейства AIM с использованием измерительного стенда на базе CTD-1620, цифрового мультиметра и генератора сигналов. Работа программы построена в виде последовательности функциональных этапов: подготовка стенда и подключение платы, считывание информации о модуле, проверка наличия и состояния калибровочных коэффициентов, тестирование или калибровка платы и формирование результатов. После подготовки стенда информация о подключённой плате и используемом оборудовании объединяется в общий объект </w:t>
+      </w:r>
+      <w:proofErr w:type="spellStart"/>
       <w:r>
         <w:rPr>
           <w:rFonts w:cs="Times New Roman"/>
@@ -123,8 +124,9 @@
           <w:szCs w:val="28"/>
           <w:lang w:val="ru-RU"/>
         </w:rPr>
-        <w:t xml:space="preserve"> </w:t>
-      </w:r>
+        <w:t>context</w:t>
+      </w:r>
+      <w:proofErr w:type="spellEnd"/>
       <w:r>
         <w:rPr>
           <w:rFonts w:cs="Times New Roman"/>
@@ -133,69 +135,7 @@
           <w:szCs w:val="28"/>
           <w:lang w:val="ru-RU"/>
         </w:rPr>
-        <w:t>Работа программы построена в виде последовательности функциональных этапов: подготовка стенда и подключение платы, считывание информации о модуле, проверка наличия и состояния калибровочных коэффициентов, тестирование или калибровка платы и формирование результатов.</w:t>
-      </w:r>
-      <w:r>
-        <w:rPr>
-          <w:rFonts w:cs="Times New Roman"/>
-          <w:color w:val="000000" w:themeColor="text1"/>
-          <w:sz w:val="28"/>
-          <w:szCs w:val="28"/>
-          <w:lang w:val="ru-RU"/>
-        </w:rPr>
-        <w:t xml:space="preserve"> </w:t>
-      </w:r>
-      <w:r>
-        <w:rPr>
-          <w:rFonts w:cs="Times New Roman"/>
-          <w:color w:val="000000" w:themeColor="text1"/>
-          <w:sz w:val="28"/>
-          <w:szCs w:val="28"/>
-          <w:lang w:val="ru-RU"/>
-        </w:rPr>
-        <w:t xml:space="preserve">После подготовки стенда информация о подключённой плате и используемом оборудовании объединяется в общий объект </w:t>
-      </w:r>
-      <w:proofErr w:type="spellStart"/>
-      <w:r>
-        <w:rPr>
-          <w:rFonts w:cs="Times New Roman"/>
-          <w:color w:val="000000" w:themeColor="text1"/>
-          <w:sz w:val="28"/>
-          <w:szCs w:val="28"/>
-          <w:lang w:val="ru-RU"/>
-        </w:rPr>
-        <w:t>context</w:t>
-      </w:r>
-      <w:proofErr w:type="spellEnd"/>
-      <w:r>
-        <w:rPr>
-          <w:rFonts w:cs="Times New Roman"/>
-          <w:color w:val="000000" w:themeColor="text1"/>
-          <w:sz w:val="28"/>
-          <w:szCs w:val="28"/>
-          <w:lang w:val="ru-RU"/>
-        </w:rPr>
-        <w:t>. Он передаётся между основными этапами программы и содержит параметры текущего модуля AIM, ссылки на драйверы измерительного оборудования, объект CTD-1620, журнал выполнения и данные для формирования отчёта.</w:t>
-      </w:r>
-      <w:r>
-        <w:rPr>
-          <w:rFonts w:cs="Times New Roman"/>
-          <w:color w:val="000000" w:themeColor="text1"/>
-          <w:sz w:val="28"/>
-          <w:szCs w:val="28"/>
-          <w:lang w:val="ru-RU"/>
-        </w:rPr>
-        <w:t xml:space="preserve"> </w:t>
-      </w:r>
-      <w:r>
-        <w:rPr>
-          <w:rFonts w:cs="Times New Roman"/>
-          <w:color w:val="000000" w:themeColor="text1"/>
-          <w:sz w:val="28"/>
-          <w:szCs w:val="28"/>
-          <w:lang w:val="ru-RU"/>
-        </w:rPr>
-        <w:t>Основными режимами работы программы являются тестирование и калибровка платы AIM. В режиме тестирования выполняется проверка характеристик платы без изменения калибровочных коэффициентов. В режиме калибровки выполняются необходимые измерения, рассчитываются новые коэффициенты и производится их запись в память платы с последующей проверкой результатов.</w:t>
+        <w:t>. Он передаётся между основными этапами программы и содержит параметры текущего модуля AIM, ссылки на драйверы измерительного оборудования, объект CTD-1620, журнал выполнения и данные для формирования отчёта. Основными режимами работы программы являются тестирование и калибровка платы AIM. В режиме тестирования выполняется проверка характеристик платы без изменения калибровочных коэффициентов. В режиме калибровки выполняются необходимые измерения, рассчитываются новые коэффициенты и производится их запись в память платы с последующей проверкой результатов.</w:t>
       </w:r>
     </w:p>
     <w:p>
@@ -230,9 +170,6 @@
       <w:pPr>
         <w:pStyle w:val="p1"/>
         <w:ind w:firstLine="360"/>
-        <w:rPr>
-          <w:lang w:val="en-US"/>
-        </w:rPr>
       </w:pPr>
       <w:r>
         <w:t>Если Python отсутствует на компьютере, необходимо установить его с официального сайта</w:t>
@@ -319,48 +256,50 @@
         <w:ind w:right="283"/>
         <w:rPr>
           <w:rFonts w:ascii="Consolas" w:hAnsi="Consolas"/>
+          <w:lang w:val="ru-RU"/>
         </w:rPr>
       </w:pPr>
       <w:r>
         <w:rPr>
           <w:rFonts w:ascii="Consolas" w:hAnsi="Consolas"/>
         </w:rPr>
-        <w:t>python –version</w:t>
+        <w:t>python</w:t>
+      </w:r>
+      <w:r>
+        <w:rPr>
+          <w:rFonts w:ascii="Consolas" w:hAnsi="Consolas"/>
+          <w:lang w:val="ru-RU"/>
+        </w:rPr>
+        <w:t xml:space="preserve"> –</w:t>
+      </w:r>
+      <w:r>
+        <w:rPr>
+          <w:rFonts w:ascii="Consolas" w:hAnsi="Consolas"/>
+        </w:rPr>
+        <w:t>version</w:t>
       </w:r>
     </w:p>
     <w:p>
       <w:pPr>
         <w:pStyle w:val="p1"/>
-        <w:rPr>
-          <w:lang w:val="en-US"/>
-        </w:rPr>
       </w:pPr>
       <w:r>
         <w:lastRenderedPageBreak/>
         <w:t>Также</w:t>
       </w:r>
       <w:r>
-        <w:rPr>
-          <w:lang w:val="en-US"/>
-        </w:rPr>
         <w:t xml:space="preserve"> </w:t>
       </w:r>
       <w:r>
         <w:t>проверьте</w:t>
       </w:r>
       <w:r>
-        <w:rPr>
-          <w:lang w:val="en-US"/>
-        </w:rPr>
         <w:t xml:space="preserve"> </w:t>
       </w:r>
       <w:r>
         <w:t>наличие</w:t>
       </w:r>
       <w:r>
-        <w:rPr>
-          <w:lang w:val="en-US"/>
-        </w:rPr>
         <w:t xml:space="preserve"> </w:t>
       </w:r>
       <w:r>
@@ -371,9 +310,6 @@
         <w:t>pip</w:t>
       </w:r>
       <w:r>
-        <w:rPr>
-          <w:lang w:val="en-US"/>
-        </w:rPr>
         <w:t>:</w:t>
       </w:r>
     </w:p>
@@ -742,6 +678,9 @@
         <w:shd w:val="clear" w:color="auto" w:fill="EDEDED"/>
         <w:spacing w:before="60" w:after="160" w:line="360" w:lineRule="auto"/>
         <w:ind w:right="283"/>
+        <w:rPr>
+          <w:lang w:val="ru-RU"/>
+        </w:rPr>
       </w:pPr>
       <w:r>
         <w:rPr>
@@ -1396,7 +1335,7 @@
         </w:trPr>
         <w:tc>
           <w:tcPr>
-            <w:tcW w:w="3324" w:type="dxa"/>
+            <w:tcW w:w="4423" w:type="dxa"/>
           </w:tcPr>
           <w:p>
             <w:pPr>
@@ -1422,7 +1361,7 @@
         </w:tc>
         <w:tc>
           <w:tcPr>
-            <w:tcW w:w="3324" w:type="dxa"/>
+            <w:tcW w:w="2760" w:type="dxa"/>
           </w:tcPr>
           <w:p>
             <w:pPr>
@@ -1448,7 +1387,7 @@
         </w:tc>
         <w:tc>
           <w:tcPr>
-            <w:tcW w:w="3324" w:type="dxa"/>
+            <w:tcW w:w="3006" w:type="dxa"/>
           </w:tcPr>
           <w:p>
             <w:pPr>
@@ -1479,7 +1418,7 @@
         </w:trPr>
         <w:tc>
           <w:tcPr>
-            <w:tcW w:w="3324" w:type="dxa"/>
+            <w:tcW w:w="4423" w:type="dxa"/>
           </w:tcPr>
           <w:p>
             <w:pPr>
@@ -1505,7 +1444,7 @@
         </w:tc>
         <w:tc>
           <w:tcPr>
-            <w:tcW w:w="3324" w:type="dxa"/>
+            <w:tcW w:w="2760" w:type="dxa"/>
           </w:tcPr>
           <w:p>
             <w:pPr>
@@ -1533,7 +1472,7 @@
         </w:tc>
         <w:tc>
           <w:tcPr>
-            <w:tcW w:w="3324" w:type="dxa"/>
+            <w:tcW w:w="3006" w:type="dxa"/>
           </w:tcPr>
           <w:p>
             <w:pPr>
@@ -1615,7 +1554,7 @@
         </w:trPr>
         <w:tc>
           <w:tcPr>
-            <w:tcW w:w="3324" w:type="dxa"/>
+            <w:tcW w:w="4423" w:type="dxa"/>
           </w:tcPr>
           <w:p>
             <w:pPr>
@@ -1641,7 +1580,7 @@
         </w:tc>
         <w:tc>
           <w:tcPr>
-            <w:tcW w:w="3324" w:type="dxa"/>
+            <w:tcW w:w="2760" w:type="dxa"/>
           </w:tcPr>
           <w:p>
             <w:pPr>
@@ -1678,7 +1617,7 @@
         </w:tc>
         <w:tc>
           <w:tcPr>
-            <w:tcW w:w="3324" w:type="dxa"/>
+            <w:tcW w:w="3006" w:type="dxa"/>
           </w:tcPr>
           <w:p>
             <w:pPr>
@@ -1709,7 +1648,7 @@
         </w:trPr>
         <w:tc>
           <w:tcPr>
-            <w:tcW w:w="3324" w:type="dxa"/>
+            <w:tcW w:w="4423" w:type="dxa"/>
           </w:tcPr>
           <w:p>
             <w:pPr>
@@ -1735,7 +1674,7 @@
         </w:tc>
         <w:tc>
           <w:tcPr>
-            <w:tcW w:w="3324" w:type="dxa"/>
+            <w:tcW w:w="2760" w:type="dxa"/>
           </w:tcPr>
           <w:p>
             <w:pPr>
@@ -1791,7 +1730,7 @@
         </w:tc>
         <w:tc>
           <w:tcPr>
-            <w:tcW w:w="3324" w:type="dxa"/>
+            <w:tcW w:w="3006" w:type="dxa"/>
           </w:tcPr>
           <w:p>
             <w:pPr>
@@ -1873,7 +1812,7 @@
         </w:trPr>
         <w:tc>
           <w:tcPr>
-            <w:tcW w:w="3324" w:type="dxa"/>
+            <w:tcW w:w="4423" w:type="dxa"/>
           </w:tcPr>
           <w:p>
             <w:pPr>
@@ -1899,7 +1838,7 @@
         </w:tc>
         <w:tc>
           <w:tcPr>
-            <w:tcW w:w="3324" w:type="dxa"/>
+            <w:tcW w:w="2760" w:type="dxa"/>
           </w:tcPr>
           <w:p>
             <w:pPr>
@@ -1925,7 +1864,7 @@
         </w:tc>
         <w:tc>
           <w:tcPr>
-            <w:tcW w:w="3324" w:type="dxa"/>
+            <w:tcW w:w="3006" w:type="dxa"/>
           </w:tcPr>
           <w:p>
             <w:pPr>
@@ -1956,7 +1895,7 @@
         </w:trPr>
         <w:tc>
           <w:tcPr>
-            <w:tcW w:w="3324" w:type="dxa"/>
+            <w:tcW w:w="4423" w:type="dxa"/>
           </w:tcPr>
           <w:p>
             <w:pPr>
@@ -1982,7 +1921,7 @@
         </w:tc>
         <w:tc>
           <w:tcPr>
-            <w:tcW w:w="3324" w:type="dxa"/>
+            <w:tcW w:w="2760" w:type="dxa"/>
           </w:tcPr>
           <w:p>
             <w:pPr>
@@ -2008,7 +1947,7 @@
         </w:tc>
         <w:tc>
           <w:tcPr>
-            <w:tcW w:w="3324" w:type="dxa"/>
+            <w:tcW w:w="3006" w:type="dxa"/>
           </w:tcPr>
           <w:p>
             <w:pPr>
@@ -2039,7 +1978,7 @@
         </w:trPr>
         <w:tc>
           <w:tcPr>
-            <w:tcW w:w="3324" w:type="dxa"/>
+            <w:tcW w:w="4423" w:type="dxa"/>
           </w:tcPr>
           <w:p>
             <w:pPr>
@@ -2065,7 +2004,7 @@
         </w:tc>
         <w:tc>
           <w:tcPr>
-            <w:tcW w:w="3324" w:type="dxa"/>
+            <w:tcW w:w="2760" w:type="dxa"/>
           </w:tcPr>
           <w:p>
             <w:pPr>
@@ -2091,7 +2030,7 @@
         </w:tc>
         <w:tc>
           <w:tcPr>
-            <w:tcW w:w="3324" w:type="dxa"/>
+            <w:tcW w:w="3006" w:type="dxa"/>
           </w:tcPr>
           <w:p>
             <w:pPr>
@@ -2122,7 +2061,7 @@
         </w:trPr>
         <w:tc>
           <w:tcPr>
-            <w:tcW w:w="3324" w:type="dxa"/>
+            <w:tcW w:w="4423" w:type="dxa"/>
           </w:tcPr>
           <w:p>
             <w:pPr>
@@ -2148,7 +2087,7 @@
         </w:tc>
         <w:tc>
           <w:tcPr>
-            <w:tcW w:w="3324" w:type="dxa"/>
+            <w:tcW w:w="2760" w:type="dxa"/>
           </w:tcPr>
           <w:p>
             <w:pPr>
@@ -2174,7 +2113,7 @@
         </w:tc>
         <w:tc>
           <w:tcPr>
-            <w:tcW w:w="3324" w:type="dxa"/>
+            <w:tcW w:w="3006" w:type="dxa"/>
           </w:tcPr>
           <w:p>
             <w:pPr>
@@ -2254,7 +2193,7 @@
         </w:trPr>
         <w:tc>
           <w:tcPr>
-            <w:tcW w:w="3324" w:type="dxa"/>
+            <w:tcW w:w="4423" w:type="dxa"/>
           </w:tcPr>
           <w:p>
             <w:pPr>
@@ -2280,7 +2219,7 @@
         </w:tc>
         <w:tc>
           <w:tcPr>
-            <w:tcW w:w="3324" w:type="dxa"/>
+            <w:tcW w:w="2760" w:type="dxa"/>
           </w:tcPr>
           <w:p>
             <w:pPr>
@@ -2306,7 +2245,7 @@
         </w:tc>
         <w:tc>
           <w:tcPr>
-            <w:tcW w:w="3324" w:type="dxa"/>
+            <w:tcW w:w="3006" w:type="dxa"/>
           </w:tcPr>
           <w:p>
             <w:pPr>
@@ -2337,7 +2276,7 @@
         </w:trPr>
         <w:tc>
           <w:tcPr>
-            <w:tcW w:w="3324" w:type="dxa"/>
+            <w:tcW w:w="4423" w:type="dxa"/>
           </w:tcPr>
           <w:p>
             <w:pPr>
@@ -2364,7 +2303,7 @@
         </w:tc>
         <w:tc>
           <w:tcPr>
-            <w:tcW w:w="3324" w:type="dxa"/>
+            <w:tcW w:w="2760" w:type="dxa"/>
           </w:tcPr>
           <w:p>
             <w:pPr>
@@ -2392,7 +2331,7 @@
         </w:tc>
         <w:tc>
           <w:tcPr>
-            <w:tcW w:w="3324" w:type="dxa"/>
+            <w:tcW w:w="3006" w:type="dxa"/>
           </w:tcPr>
           <w:p>
             <w:pPr>
@@ -2474,7 +2413,7 @@
         </w:trPr>
         <w:tc>
           <w:tcPr>
-            <w:tcW w:w="3324" w:type="dxa"/>
+            <w:tcW w:w="4423" w:type="dxa"/>
           </w:tcPr>
           <w:p>
             <w:pPr>
@@ -2500,7 +2439,7 @@
         </w:tc>
         <w:tc>
           <w:tcPr>
-            <w:tcW w:w="3324" w:type="dxa"/>
+            <w:tcW w:w="2760" w:type="dxa"/>
           </w:tcPr>
           <w:p>
             <w:pPr>
@@ -2526,7 +2465,7 @@
         </w:tc>
         <w:tc>
           <w:tcPr>
-            <w:tcW w:w="3324" w:type="dxa"/>
+            <w:tcW w:w="3006" w:type="dxa"/>
           </w:tcPr>
           <w:p>
             <w:pPr>
@@ -2557,7 +2496,7 @@
         </w:trPr>
         <w:tc>
           <w:tcPr>
-            <w:tcW w:w="3324" w:type="dxa"/>
+            <w:tcW w:w="4423" w:type="dxa"/>
           </w:tcPr>
           <w:p>
             <w:pPr>
@@ -2583,7 +2522,7 @@
         </w:tc>
         <w:tc>
           <w:tcPr>
-            <w:tcW w:w="3324" w:type="dxa"/>
+            <w:tcW w:w="2760" w:type="dxa"/>
           </w:tcPr>
           <w:p>
             <w:pPr>
@@ -2611,7 +2550,7 @@
         </w:tc>
         <w:tc>
           <w:tcPr>
-            <w:tcW w:w="3324" w:type="dxa"/>
+            <w:tcW w:w="3006" w:type="dxa"/>
           </w:tcPr>
           <w:p>
             <w:pPr>
@@ -2653,7 +2592,7 @@
         </w:trPr>
         <w:tc>
           <w:tcPr>
-            <w:tcW w:w="3324" w:type="dxa"/>
+            <w:tcW w:w="4423" w:type="dxa"/>
           </w:tcPr>
           <w:p>
             <w:pPr>
@@ -2679,7 +2618,7 @@
         </w:tc>
         <w:tc>
           <w:tcPr>
-            <w:tcW w:w="3324" w:type="dxa"/>
+            <w:tcW w:w="2760" w:type="dxa"/>
           </w:tcPr>
           <w:p>
             <w:pPr>
@@ -2705,7 +2644,7 @@
         </w:tc>
         <w:tc>
           <w:tcPr>
-            <w:tcW w:w="3324" w:type="dxa"/>
+            <w:tcW w:w="3006" w:type="dxa"/>
           </w:tcPr>
           <w:p>
             <w:pPr>
@@ -2747,7 +2686,93 @@
         </w:trPr>
         <w:tc>
           <w:tcPr>
-            <w:tcW w:w="3324" w:type="dxa"/>
+            <w:tcW w:w="4423" w:type="dxa"/>
+          </w:tcPr>
+          <w:p>
+            <w:pPr>
+              <w:spacing w:line="360" w:lineRule="auto"/>
+              <w:jc w:val="both"/>
+              <w:rPr>
+                <w:rFonts w:cs="Times New Roman"/>
+                <w:color w:val="000000" w:themeColor="text1"/>
+                <w:sz w:val="28"/>
+                <w:szCs w:val="28"/>
+              </w:rPr>
+            </w:pPr>
+            <w:r>
+              <w:rPr>
+                <w:rFonts w:cs="Times New Roman"/>
+                <w:color w:val="000000" w:themeColor="text1"/>
+                <w:sz w:val="28"/>
+                <w:szCs w:val="28"/>
+              </w:rPr>
+              <w:t>tools/PowerSource.py</w:t>
+            </w:r>
+          </w:p>
+        </w:tc>
+        <w:tc>
+          <w:tcPr>
+            <w:tcW w:w="2760" w:type="dxa"/>
+          </w:tcPr>
+          <w:p>
+            <w:pPr>
+              <w:spacing w:line="360" w:lineRule="auto"/>
+              <w:jc w:val="both"/>
+              <w:rPr>
+                <w:rFonts w:cs="Times New Roman"/>
+                <w:color w:val="000000" w:themeColor="text1"/>
+                <w:sz w:val="28"/>
+                <w:szCs w:val="28"/>
+                <w:lang w:val="ru-RU"/>
+              </w:rPr>
+            </w:pPr>
+            <w:r>
+              <w:rPr>
+                <w:rFonts w:cs="Times New Roman"/>
+                <w:color w:val="000000" w:themeColor="text1"/>
+                <w:sz w:val="28"/>
+                <w:szCs w:val="28"/>
+                <w:lang w:val="ru-RU"/>
+              </w:rPr>
+              <w:t>Управление блоком питания</w:t>
+            </w:r>
+          </w:p>
+        </w:tc>
+        <w:tc>
+          <w:tcPr>
+            <w:tcW w:w="3006" w:type="dxa"/>
+          </w:tcPr>
+          <w:p>
+            <w:pPr>
+              <w:spacing w:line="360" w:lineRule="auto"/>
+              <w:jc w:val="both"/>
+              <w:rPr>
+                <w:rFonts w:cs="Times New Roman"/>
+                <w:color w:val="000000" w:themeColor="text1"/>
+                <w:sz w:val="28"/>
+                <w:szCs w:val="28"/>
+              </w:rPr>
+            </w:pPr>
+            <w:r>
+              <w:rPr>
+                <w:rFonts w:cs="Times New Roman"/>
+                <w:color w:val="000000" w:themeColor="text1"/>
+                <w:sz w:val="28"/>
+                <w:szCs w:val="28"/>
+                <w:lang w:val="ru-RU"/>
+              </w:rPr>
+              <w:t xml:space="preserve">Настройка напряжения и тока. </w:t>
+            </w:r>
+          </w:p>
+        </w:tc>
+      </w:tr>
+      <w:tr>
+        <w:trPr>
+          <w:jc w:val="center"/>
+        </w:trPr>
+        <w:tc>
+          <w:tcPr>
+            <w:tcW w:w="4423" w:type="dxa"/>
           </w:tcPr>
           <w:p>
             <w:pPr>
@@ -2773,7 +2798,7 @@
         </w:tc>
         <w:tc>
           <w:tcPr>
-            <w:tcW w:w="3324" w:type="dxa"/>
+            <w:tcW w:w="2760" w:type="dxa"/>
           </w:tcPr>
           <w:p>
             <w:pPr>
@@ -2799,7 +2824,7 @@
         </w:tc>
         <w:tc>
           <w:tcPr>
-            <w:tcW w:w="3324" w:type="dxa"/>
+            <w:tcW w:w="3006" w:type="dxa"/>
           </w:tcPr>
           <w:p>
             <w:pPr>
@@ -3284,6 +3309,7 @@
                 <w:sz w:val="28"/>
                 <w:szCs w:val="28"/>
               </w:rPr>
+              <w:lastRenderedPageBreak/>
               <w:t>moduleInput</w:t>
             </w:r>
           </w:p>
@@ -3364,17 +3390,7 @@
                 <w:sz w:val="28"/>
                 <w:szCs w:val="28"/>
               </w:rPr>
-              <w:t xml:space="preserve">Рабочий диапазон входного </w:t>
-            </w:r>
-            <w:r>
-              <w:rPr>
-                <w:rFonts w:cs="Times New Roman"/>
-                <w:color w:val="000000" w:themeColor="text1"/>
-                <w:sz w:val="28"/>
-                <w:szCs w:val="28"/>
-              </w:rPr>
-              <w:lastRenderedPageBreak/>
-              <w:t>напряжения.</w:t>
+              <w:t>Рабочий диапазон входного напряжения.</w:t>
             </w:r>
           </w:p>
         </w:tc>
@@ -3402,7 +3418,6 @@
                 <w:sz w:val="28"/>
                 <w:szCs w:val="28"/>
               </w:rPr>
-              <w:lastRenderedPageBreak/>
               <w:t>SlotNumber</w:t>
             </w:r>
           </w:p>
@@ -4195,7 +4210,18 @@
           <w:szCs w:val="28"/>
           <w:lang w:val="ru-RU"/>
         </w:rPr>
-        <w:t xml:space="preserve">. При изменении набора возвращаемых значений необходимо одновременно обновлять </w:t>
+        <w:t xml:space="preserve">. При изменении набора возвращаемых значений </w:t>
+      </w:r>
+      <w:r>
+        <w:rPr>
+          <w:rFonts w:cs="Times New Roman"/>
+          <w:color w:val="000000" w:themeColor="text1"/>
+          <w:sz w:val="28"/>
+          <w:szCs w:val="28"/>
+          <w:lang w:val="ru-RU"/>
+        </w:rPr>
+        <w:lastRenderedPageBreak/>
+        <w:t xml:space="preserve">необходимо одновременно обновлять </w:t>
       </w:r>
       <w:proofErr w:type="spellStart"/>
       <w:r>
@@ -4240,7 +4266,6 @@
           <w:color w:val="000000" w:themeColor="text1"/>
           <w:lang w:val="ru-RU"/>
         </w:rPr>
-        <w:lastRenderedPageBreak/>
         <w:t xml:space="preserve">Тестирование: </w:t>
       </w:r>
       <w:proofErr w:type="spellStart"/>
@@ -5456,7 +5481,7 @@
 </file>
 
 <file path=word/numbering.xml><?xml version="1.0" encoding="utf-8"?>
-<w:numbering xmlns:wpc="http://schemas.microsoft.com/office/word/2010/wordprocessingCanvas" xmlns:cx="http://schemas.microsoft.com/office/drawing/2014/chartex" xmlns:cx1="http://schemas.microsoft.com/office/drawing/2015/9/8/chartex" xmlns:cx2="http://schemas.microsoft.com/office/drawing/2015/10/21/chartex" xmlns:cx3="http://schemas.microsoft.com/office/drawing/2016/5/9/chartex" xmlns:cx4="http://schemas.microsoft.com/office/drawing/2016/5/10/chartex" xmlns:cx5="http://schemas.microsoft.com/office/drawing/2016/5/11/chartex" xmlns:cx6="http://schemas.microsoft.com/office/drawing/2016/5/12/chartex" xmlns:cx7="http://schemas.microsoft.com/office/drawing/2016/5/13/chartex" xmlns:cx8="http://schemas.microsoft.com/office/drawing/2016/5/14/chartex" xmlns:mc="http://schemas.openxmlformats.org/markup-compatibility/2006" xmlns:m="http://schemas.openxmlformats.org/officeDocument/2006/math" xmlns:aink="http://schemas.microsoft.com/office/drawing/2016/ink" xmlns:am3d="http://schemas.microsoft.com/office/drawing/2017/model3d" xmlns:oel="http://schemas.microsoft.com/office/2019/extlst" xmlns:r="http://schemas.openxmlformats.org/officeDocument/2006/relationships" xmlns:wp14="http://schemas.microsoft.com/office/word/2010/wordprocessingDrawing" xmlns:wp="http://schemas.openxmlformats.org/drawingml/2006/wordprocessingDrawing" xmlns:wpg="http://schemas.microsoft.com/office/word/2010/wordprocessingGroup" xmlns:wpi="http://schemas.microsoft.com/office/word/2010/wordprocessingInk" xmlns:wps="http://schemas.microsoft.com/office/word/2010/wordprocessingShape" xmlns:o="urn:schemas-microsoft-com:office:office" xmlns:v="urn:schemas-microsoft-com:vml" xmlns:w10="urn:schemas-microsoft-com:office:word" xmlns:w="http://schemas.openxmlformats.org/wordprocessingml/2006/main" xmlns:w14="http://schemas.microsoft.com/office/word/2010/wordml" xmlns:w15="http://schemas.microsoft.com/office/word/2012/wordml" xmlns:w16cei="http://schemas.microsoft.com/office/word/2026/wordml/cei" xmlns:w16cex="http://schemas.microsoft.com/office/word/2018/wordml/cex" xmlns:w16cid="http://schemas.microsoft.com/office/word/2016/wordml/cid" xmlns:w16="http://schemas.microsoft.com/office/word/2018/wordml" xmlns:w16sdtdh="http://schemas.microsoft.com/office/word/2020/wordml/sdtdatahash" xmlns:w16sdtfl="http://schemas.microsoft.com/office/word/2024/wordml/sdtformatlock" xmlns:w16se="http://schemas.microsoft.com/office/word/2015/wordml/symex" xmlns:w16du="http://schemas.microsoft.com/office/word/2023/wordml/word16du" xmlns:wne="http://schemas.microsoft.com/office/word/2006/wordml" mc:Ignorable="w14 w15 w16se w16cid w16 w16cex w16sdtdh w16sdtfl w16du wp14">
+<w:numbering xmlns:wpc="http://schemas.microsoft.com/office/word/2010/wordprocessingCanvas" xmlns:cx="http://schemas.microsoft.com/office/drawing/2014/chartex" xmlns:cx1="http://schemas.microsoft.com/office/drawing/2015/9/8/chartex" xmlns:cx2="http://schemas.microsoft.com/office/drawing/2015/10/21/chartex" xmlns:cx3="http://schemas.microsoft.com/office/drawing/2016/5/9/chartex" xmlns:cx4="http://schemas.microsoft.com/office/drawing/2016/5/10/chartex" xmlns:cx5="http://schemas.microsoft.com/office/drawing/2016/5/11/chartex" xmlns:cx6="http://schemas.microsoft.com/office/drawing/2016/5/12/chartex" xmlns:cx7="http://schemas.microsoft.com/office/drawing/2016/5/13/chartex" xmlns:cx8="http://schemas.microsoft.com/office/drawing/2016/5/14/chartex" xmlns:mc="http://schemas.openxmlformats.org/markup-compatibility/2006" xmlns:m="http://schemas.openxmlformats.org/officeDocument/2006/math" xmlns:aink="http://schemas.microsoft.com/office/drawing/2016/ink" xmlns:am3d="http://schemas.microsoft.com/office/drawing/2017/model3d" xmlns:oel="http://schemas.microsoft.com/office/2019/extlst" xmlns:r="http://schemas.openxmlformats.org/officeDocument/2006/relationships" xmlns:wp14="http://schemas.microsoft.com/office/word/2010/wordprocessingDrawing" xmlns:wp="http://schemas.openxmlformats.org/drawingml/2006/wordprocessingDrawing" xmlns:wpg="http://schemas.microsoft.com/office/word/2010/wordprocessingGroup" xmlns:wpi="http://schemas.microsoft.com/office/word/2010/wordprocessingInk" xmlns:wps="http://schemas.microsoft.com/office/word/2010/wordprocessingShape" xmlns:o="urn:schemas-microsoft-com:office:office" xmlns:v="urn:schemas-microsoft-com:vml" xmlns:w10="urn:schemas-microsoft-com:office:word" xmlns:w="http://schemas.openxmlformats.org/wordprocessingml/2006/main" xmlns:w14="http://schemas.microsoft.com/office/word/2010/wordml" xmlns:w15="http://schemas.microsoft.com/office/word/2012/wordml" xmlns:w16cex="http://schemas.microsoft.com/office/word/2018/wordml/cex" xmlns:w16cid="http://schemas.microsoft.com/office/word/2016/wordml/cid" xmlns:w16="http://schemas.microsoft.com/office/word/2018/wordml" xmlns:w16sdtdh="http://schemas.microsoft.com/office/word/2020/wordml/sdtdatahash" xmlns:w16sdtfl="http://schemas.microsoft.com/office/word/2024/wordml/sdtformatlock" xmlns:w16se="http://schemas.microsoft.com/office/word/2015/wordml/symex" xmlns:w16du="http://schemas.microsoft.com/office/word/2023/wordml/word16du" xmlns:wne="http://schemas.microsoft.com/office/word/2006/wordml" mc:Ignorable="w14 w15 w16se w16cid w16 w16cex w16sdtdh w16sdtfl w16du wp14">
   <w:abstractNum w:abstractNumId="0" w15:restartNumberingAfterBreak="0">
     <w:nsid w:val="FFFFFF7C"/>
     <w:multiLevelType w:val="singleLevel"/>
@@ -6789,6 +6814,7 @@
   <w:style w:type="character" w:default="1" w:styleId="a2">
     <w:name w:val="Default Paragraph Font"/>
     <w:uiPriority w:val="1"/>
+    <w:semiHidden/>
     <w:unhideWhenUsed/>
   </w:style>
   <w:style w:type="table" w:default="1" w:styleId="a3">
